--- a/Assets/Описание иерархии и основных элементов классов.docx
+++ b/Assets/Описание иерархии и основных элементов классов.docx
@@ -18,6 +18,110 @@
           <w:sz w:val="28"/>
           <w:szCs w:val="28"/>
         </w:rPr>
+        <w:t>Цель: Разработка</w:t>
+      </w:r>
+      <w:r>
+        <w:rPr>
+          <w:rFonts w:ascii="Times New Roman" w:hAnsi="Times New Roman" w:cs="Times New Roman"/>
+          <w:sz w:val="28"/>
+          <w:szCs w:val="28"/>
+        </w:rPr>
+        <w:t xml:space="preserve"> аналога</w:t>
+      </w:r>
+      <w:r>
+        <w:rPr>
+          <w:rFonts w:ascii="Times New Roman" w:hAnsi="Times New Roman" w:cs="Times New Roman"/>
+          <w:sz w:val="28"/>
+          <w:szCs w:val="28"/>
+        </w:rPr>
+        <w:t xml:space="preserve"> игры </w:t>
+      </w:r>
+      <w:r>
+        <w:rPr>
+          <w:rFonts w:ascii="Times New Roman" w:hAnsi="Times New Roman" w:cs="Times New Roman"/>
+          <w:sz w:val="28"/>
+          <w:szCs w:val="28"/>
+          <w:lang w:val="en-US"/>
+        </w:rPr>
+        <w:t>Asteroids</w:t>
+      </w:r>
+      <w:r>
+        <w:rPr>
+          <w:rFonts w:ascii="Times New Roman" w:hAnsi="Times New Roman" w:cs="Times New Roman"/>
+          <w:sz w:val="28"/>
+          <w:szCs w:val="28"/>
+        </w:rPr>
+        <w:t xml:space="preserve"> – </w:t>
+      </w:r>
+      <w:r>
+        <w:rPr>
+          <w:rFonts w:ascii="Times New Roman" w:hAnsi="Times New Roman" w:cs="Times New Roman"/>
+          <w:sz w:val="28"/>
+          <w:szCs w:val="28"/>
+          <w:lang w:val="en-US"/>
+        </w:rPr>
+        <w:t>Arcade</w:t>
+      </w:r>
+      <w:r>
+        <w:rPr>
+          <w:rFonts w:ascii="Times New Roman" w:hAnsi="Times New Roman" w:cs="Times New Roman"/>
+          <w:sz w:val="28"/>
+          <w:szCs w:val="28"/>
+        </w:rPr>
+        <w:t>.</w:t>
+      </w:r>
+    </w:p>
+    <w:p>
+      <w:pPr>
+        <w:spacing w:line="360" w:lineRule="auto"/>
+        <w:jc w:val="both"/>
+        <w:rPr>
+          <w:rFonts w:ascii="Times New Roman" w:hAnsi="Times New Roman" w:cs="Times New Roman"/>
+          <w:sz w:val="28"/>
+          <w:szCs w:val="28"/>
+        </w:rPr>
+      </w:pPr>
+      <w:r>
+        <w:rPr>
+          <w:rFonts w:ascii="Times New Roman" w:hAnsi="Times New Roman" w:cs="Times New Roman"/>
+          <w:sz w:val="28"/>
+          <w:szCs w:val="28"/>
+        </w:rPr>
+        <w:t>Описание: на экране присутствует космический корабль. Пользователь может управлять этим кораблем (</w:t>
+      </w:r>
+      <w:r>
+        <w:rPr>
+          <w:rFonts w:ascii="Times New Roman" w:hAnsi="Times New Roman" w:cs="Times New Roman"/>
+          <w:sz w:val="28"/>
+          <w:szCs w:val="28"/>
+        </w:rPr>
+        <w:t>корабль «следит» за курсором, клик ЛКМ – выстрел, клик ПКМ – движение в сторону курсора</w:t>
+      </w:r>
+      <w:r>
+        <w:rPr>
+          <w:rFonts w:ascii="Times New Roman" w:hAnsi="Times New Roman" w:cs="Times New Roman"/>
+          <w:sz w:val="28"/>
+          <w:szCs w:val="28"/>
+        </w:rPr>
+        <w:t>). С краев экрана периодически появляются астероиды и НЛО. Цель космического корабля избежать столкновения с другими объектами.</w:t>
+      </w:r>
+    </w:p>
+    <w:p>
+      <w:pPr>
+        <w:spacing w:line="360" w:lineRule="auto"/>
+        <w:jc w:val="both"/>
+        <w:rPr>
+          <w:rFonts w:ascii="Times New Roman" w:hAnsi="Times New Roman" w:cs="Times New Roman"/>
+          <w:sz w:val="28"/>
+          <w:szCs w:val="28"/>
+        </w:rPr>
+      </w:pPr>
+      <w:r>
+        <w:rPr>
+          <w:rFonts w:ascii="Times New Roman" w:hAnsi="Times New Roman" w:cs="Times New Roman"/>
+          <w:sz w:val="28"/>
+          <w:szCs w:val="28"/>
+        </w:rPr>
         <w:t>Начнем с выделения основных объектов и описания их поведения.</w:t>
       </w:r>
     </w:p>
@@ -37,7 +141,23 @@
           <w:sz w:val="28"/>
           <w:szCs w:val="28"/>
         </w:rPr>
-        <w:t>Игрок – космической корабль</w:t>
+        <w:t>Игрок – космическ</w:t>
+      </w:r>
+      <w:r>
+        <w:rPr>
+          <w:rFonts w:ascii="Times New Roman" w:hAnsi="Times New Roman" w:cs="Times New Roman"/>
+          <w:sz w:val="28"/>
+          <w:szCs w:val="28"/>
+        </w:rPr>
+        <w:t>и</w:t>
+      </w:r>
+      <w:r>
+        <w:rPr>
+          <w:rFonts w:ascii="Times New Roman" w:hAnsi="Times New Roman" w:cs="Times New Roman"/>
+          <w:sz w:val="28"/>
+          <w:szCs w:val="28"/>
+        </w:rPr>
+        <w:t>й корабль</w:t>
       </w:r>
       <w:r>
         <w:rPr>
@@ -53,7 +173,23 @@
           <w:sz w:val="28"/>
           <w:szCs w:val="28"/>
         </w:rPr>
-        <w:t xml:space="preserve"> которым управляем пользователь. Основные функции стрелять и двигаться. Умирает, когда в него врезается вражеский объект</w:t>
+        <w:t xml:space="preserve"> которым управляе</w:t>
+      </w:r>
+      <w:r>
+        <w:rPr>
+          <w:rFonts w:ascii="Times New Roman" w:hAnsi="Times New Roman" w:cs="Times New Roman"/>
+          <w:sz w:val="28"/>
+          <w:szCs w:val="28"/>
+        </w:rPr>
+        <w:t>т</w:t>
+      </w:r>
+      <w:r>
+        <w:rPr>
+          <w:rFonts w:ascii="Times New Roman" w:hAnsi="Times New Roman" w:cs="Times New Roman"/>
+          <w:sz w:val="28"/>
+          <w:szCs w:val="28"/>
+        </w:rPr>
+        <w:t xml:space="preserve"> пользователь. Основные функции стрелять и двигаться. Умирает, когда в него врезается вражеский объект</w:t>
       </w:r>
       <w:r>
         <w:rPr>
@@ -157,6 +293,7 @@
           <w:sz w:val="28"/>
           <w:szCs w:val="28"/>
         </w:rPr>
+        <w:lastRenderedPageBreak/>
         <w:drawing>
           <wp:inline distT="0" distB="0" distL="0" distR="0" wp14:anchorId="02078E56" wp14:editId="3F2EC965">
             <wp:extent cx="5934075" cy="4086225"/>
@@ -257,7 +394,6 @@
           <w:szCs w:val="28"/>
           <w:lang w:val="en-US"/>
         </w:rPr>
-        <w:lastRenderedPageBreak/>
         <w:t>DieEnemy</w:t>
       </w:r>
       <w:r>
@@ -274,7 +410,23 @@
           <w:sz w:val="28"/>
           <w:szCs w:val="28"/>
         </w:rPr>
-        <w:t>. Опишем, что был реализовано в данных классах</w:t>
+        <w:t>. Опишем, что был</w:t>
+      </w:r>
+      <w:r>
+        <w:rPr>
+          <w:rFonts w:ascii="Times New Roman" w:hAnsi="Times New Roman" w:cs="Times New Roman"/>
+          <w:sz w:val="28"/>
+          <w:szCs w:val="28"/>
+        </w:rPr>
+        <w:t>о</w:t>
+      </w:r>
+      <w:r>
+        <w:rPr>
+          <w:rFonts w:ascii="Times New Roman" w:hAnsi="Times New Roman" w:cs="Times New Roman"/>
+          <w:sz w:val="28"/>
+          <w:szCs w:val="28"/>
+        </w:rPr>
+        <w:t xml:space="preserve"> реализовано в данных классах</w:t>
       </w:r>
       <w:r>
         <w:rPr>
@@ -745,6 +897,7 @@
           <w:szCs w:val="28"/>
           <w:lang w:eastAsia="ru-RU"/>
         </w:rPr>
+        <w:lastRenderedPageBreak/>
         <w:t xml:space="preserve">Функция </w:t>
       </w:r>
       <w:r>
@@ -1169,7 +1322,6 @@
           <w:szCs w:val="28"/>
           <w:lang w:eastAsia="ru-RU"/>
         </w:rPr>
-        <w:lastRenderedPageBreak/>
         <w:t>Космический корабль</w:t>
       </w:r>
     </w:p>
@@ -1182,7 +1334,7 @@
           <w:sz w:val="28"/>
           <w:szCs w:val="28"/>
           <w:u w:val="single"/>
-          <w:lang w:val="en-US" w:eastAsia="ru-RU"/>
+          <w:lang w:eastAsia="ru-RU"/>
         </w:rPr>
       </w:pPr>
       <w:r>
@@ -1701,7 +1853,7 @@
           <w:rFonts w:ascii="Times New Roman" w:eastAsia="Times New Roman" w:hAnsi="Times New Roman" w:cs="Times New Roman"/>
           <w:sz w:val="28"/>
           <w:szCs w:val="28"/>
-          <w:lang w:val="en-US" w:eastAsia="ru-RU"/>
+          <w:lang w:eastAsia="ru-RU"/>
         </w:rPr>
       </w:pPr>
       <w:r>
@@ -1736,7 +1888,7 @@
           <w:rFonts w:ascii="Times New Roman" w:eastAsia="Times New Roman" w:hAnsi="Times New Roman" w:cs="Times New Roman"/>
           <w:sz w:val="28"/>
           <w:szCs w:val="28"/>
-          <w:lang w:val="en-US" w:eastAsia="ru-RU"/>
+          <w:lang w:eastAsia="ru-RU"/>
         </w:rPr>
         <w:t>(</w:t>
       </w:r>
@@ -1756,7 +1908,16 @@
           <w:szCs w:val="28"/>
           <w:lang w:val="en-US" w:eastAsia="ru-RU"/>
         </w:rPr>
-        <w:t>Enemy);</w:t>
+        <w:t>Enemy</w:t>
+      </w:r>
+      <w:r>
+        <w:rPr>
+          <w:rFonts w:ascii="Times New Roman" w:eastAsia="Times New Roman" w:hAnsi="Times New Roman" w:cs="Times New Roman"/>
+          <w:sz w:val="28"/>
+          <w:szCs w:val="28"/>
+          <w:lang w:eastAsia="ru-RU"/>
+        </w:rPr>
+        <w:t>);</w:t>
       </w:r>
     </w:p>
     <w:p>

--- a/Assets/Описание иерархии и основных элементов классов.docx
+++ b/Assets/Описание иерархии и основных элементов классов.docx
@@ -18,49 +18,42 @@
           <w:sz w:val="28"/>
           <w:szCs w:val="28"/>
         </w:rPr>
-        <w:t>Цель: Разработка</w:t>
-      </w:r>
-      <w:r>
-        <w:rPr>
-          <w:rFonts w:ascii="Times New Roman" w:hAnsi="Times New Roman" w:cs="Times New Roman"/>
-          <w:sz w:val="28"/>
-          <w:szCs w:val="28"/>
-        </w:rPr>
-        <w:t xml:space="preserve"> аналога</w:t>
-      </w:r>
-      <w:r>
-        <w:rPr>
-          <w:rFonts w:ascii="Times New Roman" w:hAnsi="Times New Roman" w:cs="Times New Roman"/>
-          <w:sz w:val="28"/>
-          <w:szCs w:val="28"/>
-        </w:rPr>
-        <w:t xml:space="preserve"> игры </w:t>
-      </w:r>
-      <w:r>
-        <w:rPr>
-          <w:rFonts w:ascii="Times New Roman" w:hAnsi="Times New Roman" w:cs="Times New Roman"/>
-          <w:sz w:val="28"/>
-          <w:szCs w:val="28"/>
-          <w:lang w:val="en-US"/>
-        </w:rPr>
-        <w:t>Asteroids</w:t>
-      </w:r>
-      <w:r>
-        <w:rPr>
-          <w:rFonts w:ascii="Times New Roman" w:hAnsi="Times New Roman" w:cs="Times New Roman"/>
-          <w:sz w:val="28"/>
-          <w:szCs w:val="28"/>
-        </w:rPr>
-        <w:t xml:space="preserve"> – </w:t>
-      </w:r>
-      <w:r>
-        <w:rPr>
-          <w:rFonts w:ascii="Times New Roman" w:hAnsi="Times New Roman" w:cs="Times New Roman"/>
-          <w:sz w:val="28"/>
-          <w:szCs w:val="28"/>
-          <w:lang w:val="en-US"/>
-        </w:rPr>
-        <w:t>Arcade</w:t>
+        <w:t>Начнем с выделения основных объектов и описания их поведения.</w:t>
+      </w:r>
+    </w:p>
+    <w:p>
+      <w:pPr>
+        <w:spacing w:line="360" w:lineRule="auto"/>
+        <w:jc w:val="both"/>
+        <w:rPr>
+          <w:rFonts w:ascii="Times New Roman" w:hAnsi="Times New Roman" w:cs="Times New Roman"/>
+          <w:sz w:val="28"/>
+          <w:szCs w:val="28"/>
+        </w:rPr>
+      </w:pPr>
+      <w:r>
+        <w:rPr>
+          <w:rFonts w:ascii="Times New Roman" w:hAnsi="Times New Roman" w:cs="Times New Roman"/>
+          <w:sz w:val="28"/>
+          <w:szCs w:val="28"/>
+        </w:rPr>
+        <w:t>Игрок – космической корабль</w:t>
+      </w:r>
+      <w:r>
+        <w:rPr>
+          <w:rFonts w:ascii="Times New Roman" w:hAnsi="Times New Roman" w:cs="Times New Roman"/>
+          <w:sz w:val="28"/>
+          <w:szCs w:val="28"/>
+        </w:rPr>
+        <w:t>,</w:t>
+      </w:r>
+      <w:r>
+        <w:rPr>
+          <w:rFonts w:ascii="Times New Roman" w:hAnsi="Times New Roman" w:cs="Times New Roman"/>
+          <w:sz w:val="28"/>
+          <w:szCs w:val="28"/>
+        </w:rPr>
+        <w:t xml:space="preserve"> которым управляем пользователь. Основные функции стрелять и двигаться. Умирает, когда в него врезается вражеский объект</w:t>
       </w:r>
       <w:r>
         <w:rPr>
@@ -87,135 +80,6 @@
           <w:sz w:val="28"/>
           <w:szCs w:val="28"/>
         </w:rPr>
-        <w:t>Описание: на экране присутствует космический корабль. Пользователь может управлять этим кораблем (</w:t>
-      </w:r>
-      <w:r>
-        <w:rPr>
-          <w:rFonts w:ascii="Times New Roman" w:hAnsi="Times New Roman" w:cs="Times New Roman"/>
-          <w:sz w:val="28"/>
-          <w:szCs w:val="28"/>
-        </w:rPr>
-        <w:t>корабль «следит» за курсором, клик ЛКМ – выстрел, клик ПКМ – движение в сторону курсора</w:t>
-      </w:r>
-      <w:r>
-        <w:rPr>
-          <w:rFonts w:ascii="Times New Roman" w:hAnsi="Times New Roman" w:cs="Times New Roman"/>
-          <w:sz w:val="28"/>
-          <w:szCs w:val="28"/>
-        </w:rPr>
-        <w:t>). С краев экрана периодически появляются астероиды и НЛО. Цель космического корабля избежать столкновения с другими объектами.</w:t>
-      </w:r>
-    </w:p>
-    <w:p>
-      <w:pPr>
-        <w:spacing w:line="360" w:lineRule="auto"/>
-        <w:jc w:val="both"/>
-        <w:rPr>
-          <w:rFonts w:ascii="Times New Roman" w:hAnsi="Times New Roman" w:cs="Times New Roman"/>
-          <w:sz w:val="28"/>
-          <w:szCs w:val="28"/>
-        </w:rPr>
-      </w:pPr>
-      <w:r>
-        <w:rPr>
-          <w:rFonts w:ascii="Times New Roman" w:hAnsi="Times New Roman" w:cs="Times New Roman"/>
-          <w:sz w:val="28"/>
-          <w:szCs w:val="28"/>
-        </w:rPr>
-        <w:t>Начнем с выделения основных объектов и описания их поведения.</w:t>
-      </w:r>
-    </w:p>
-    <w:p>
-      <w:pPr>
-        <w:spacing w:line="360" w:lineRule="auto"/>
-        <w:jc w:val="both"/>
-        <w:rPr>
-          <w:rFonts w:ascii="Times New Roman" w:hAnsi="Times New Roman" w:cs="Times New Roman"/>
-          <w:sz w:val="28"/>
-          <w:szCs w:val="28"/>
-        </w:rPr>
-      </w:pPr>
-      <w:r>
-        <w:rPr>
-          <w:rFonts w:ascii="Times New Roman" w:hAnsi="Times New Roman" w:cs="Times New Roman"/>
-          <w:sz w:val="28"/>
-          <w:szCs w:val="28"/>
-        </w:rPr>
-        <w:t>Игрок – космическ</w:t>
-      </w:r>
-      <w:r>
-        <w:rPr>
-          <w:rFonts w:ascii="Times New Roman" w:hAnsi="Times New Roman" w:cs="Times New Roman"/>
-          <w:sz w:val="28"/>
-          <w:szCs w:val="28"/>
-        </w:rPr>
-        <w:t>и</w:t>
-      </w:r>
-      <w:r>
-        <w:rPr>
-          <w:rFonts w:ascii="Times New Roman" w:hAnsi="Times New Roman" w:cs="Times New Roman"/>
-          <w:sz w:val="28"/>
-          <w:szCs w:val="28"/>
-        </w:rPr>
-        <w:t>й корабль</w:t>
-      </w:r>
-      <w:r>
-        <w:rPr>
-          <w:rFonts w:ascii="Times New Roman" w:hAnsi="Times New Roman" w:cs="Times New Roman"/>
-          <w:sz w:val="28"/>
-          <w:szCs w:val="28"/>
-        </w:rPr>
-        <w:t>,</w:t>
-      </w:r>
-      <w:r>
-        <w:rPr>
-          <w:rFonts w:ascii="Times New Roman" w:hAnsi="Times New Roman" w:cs="Times New Roman"/>
-          <w:sz w:val="28"/>
-          <w:szCs w:val="28"/>
-        </w:rPr>
-        <w:t xml:space="preserve"> которым управляе</w:t>
-      </w:r>
-      <w:r>
-        <w:rPr>
-          <w:rFonts w:ascii="Times New Roman" w:hAnsi="Times New Roman" w:cs="Times New Roman"/>
-          <w:sz w:val="28"/>
-          <w:szCs w:val="28"/>
-        </w:rPr>
-        <w:t>т</w:t>
-      </w:r>
-      <w:r>
-        <w:rPr>
-          <w:rFonts w:ascii="Times New Roman" w:hAnsi="Times New Roman" w:cs="Times New Roman"/>
-          <w:sz w:val="28"/>
-          <w:szCs w:val="28"/>
-        </w:rPr>
-        <w:t xml:space="preserve"> пользователь. Основные функции стрелять и двигаться. Умирает, когда в него врезается вражеский объект</w:t>
-      </w:r>
-      <w:r>
-        <w:rPr>
-          <w:rFonts w:ascii="Times New Roman" w:hAnsi="Times New Roman" w:cs="Times New Roman"/>
-          <w:sz w:val="28"/>
-          <w:szCs w:val="28"/>
-        </w:rPr>
-        <w:t>.</w:t>
-      </w:r>
-    </w:p>
-    <w:p>
-      <w:pPr>
-        <w:spacing w:line="360" w:lineRule="auto"/>
-        <w:jc w:val="both"/>
-        <w:rPr>
-          <w:rFonts w:ascii="Times New Roman" w:hAnsi="Times New Roman" w:cs="Times New Roman"/>
-          <w:sz w:val="28"/>
-          <w:szCs w:val="28"/>
-        </w:rPr>
-      </w:pPr>
-      <w:r>
-        <w:rPr>
-          <w:rFonts w:ascii="Times New Roman" w:hAnsi="Times New Roman" w:cs="Times New Roman"/>
-          <w:sz w:val="28"/>
-          <w:szCs w:val="28"/>
-        </w:rPr>
         <w:t>Вражеский космический корабль (является вражеским объектом) – вражеский космический корабль, преследующий игрока. Умирает при столкновении с каким-либо космическим объектом.</w:t>
       </w:r>
     </w:p>
@@ -293,7 +157,6 @@
           <w:sz w:val="28"/>
           <w:szCs w:val="28"/>
         </w:rPr>
-        <w:lastRenderedPageBreak/>
         <w:drawing>
           <wp:inline distT="0" distB="0" distL="0" distR="0" wp14:anchorId="02078E56" wp14:editId="3F2EC965">
             <wp:extent cx="5934075" cy="4086225"/>
@@ -394,6 +257,7 @@
           <w:szCs w:val="28"/>
           <w:lang w:val="en-US"/>
         </w:rPr>
+        <w:lastRenderedPageBreak/>
         <w:t>DieEnemy</w:t>
       </w:r>
       <w:r>
@@ -410,23 +274,7 @@
           <w:sz w:val="28"/>
           <w:szCs w:val="28"/>
         </w:rPr>
-        <w:t>. Опишем, что был</w:t>
-      </w:r>
-      <w:r>
-        <w:rPr>
-          <w:rFonts w:ascii="Times New Roman" w:hAnsi="Times New Roman" w:cs="Times New Roman"/>
-          <w:sz w:val="28"/>
-          <w:szCs w:val="28"/>
-        </w:rPr>
-        <w:t>о</w:t>
-      </w:r>
-      <w:r>
-        <w:rPr>
-          <w:rFonts w:ascii="Times New Roman" w:hAnsi="Times New Roman" w:cs="Times New Roman"/>
-          <w:sz w:val="28"/>
-          <w:szCs w:val="28"/>
-        </w:rPr>
-        <w:t xml:space="preserve"> реализовано в данных классах</w:t>
+        <w:t>. Опишем, что был реализовано в данных классах</w:t>
       </w:r>
       <w:r>
         <w:rPr>
@@ -897,7 +745,6 @@
           <w:szCs w:val="28"/>
           <w:lang w:eastAsia="ru-RU"/>
         </w:rPr>
-        <w:lastRenderedPageBreak/>
         <w:t xml:space="preserve">Функция </w:t>
       </w:r>
       <w:r>
@@ -1322,6 +1169,7 @@
           <w:szCs w:val="28"/>
           <w:lang w:eastAsia="ru-RU"/>
         </w:rPr>
+        <w:lastRenderedPageBreak/>
         <w:t>Космический корабль</w:t>
       </w:r>
     </w:p>
@@ -1334,7 +1182,7 @@
           <w:sz w:val="28"/>
           <w:szCs w:val="28"/>
           <w:u w:val="single"/>
-          <w:lang w:eastAsia="ru-RU"/>
+          <w:lang w:val="en-US" w:eastAsia="ru-RU"/>
         </w:rPr>
       </w:pPr>
       <w:r>
@@ -1853,7 +1701,7 @@
           <w:rFonts w:ascii="Times New Roman" w:eastAsia="Times New Roman" w:hAnsi="Times New Roman" w:cs="Times New Roman"/>
           <w:sz w:val="28"/>
           <w:szCs w:val="28"/>
-          <w:lang w:eastAsia="ru-RU"/>
+          <w:lang w:val="en-US" w:eastAsia="ru-RU"/>
         </w:rPr>
       </w:pPr>
       <w:r>
@@ -1888,7 +1736,7 @@
           <w:rFonts w:ascii="Times New Roman" w:eastAsia="Times New Roman" w:hAnsi="Times New Roman" w:cs="Times New Roman"/>
           <w:sz w:val="28"/>
           <w:szCs w:val="28"/>
-          <w:lang w:eastAsia="ru-RU"/>
+          <w:lang w:val="en-US" w:eastAsia="ru-RU"/>
         </w:rPr>
         <w:t>(</w:t>
       </w:r>
@@ -1908,16 +1756,7 @@
           <w:szCs w:val="28"/>
           <w:lang w:val="en-US" w:eastAsia="ru-RU"/>
         </w:rPr>
-        <w:t>Enemy</w:t>
-      </w:r>
-      <w:r>
-        <w:rPr>
-          <w:rFonts w:ascii="Times New Roman" w:eastAsia="Times New Roman" w:hAnsi="Times New Roman" w:cs="Times New Roman"/>
-          <w:sz w:val="28"/>
-          <w:szCs w:val="28"/>
-          <w:lang w:eastAsia="ru-RU"/>
-        </w:rPr>
-        <w:t>);</w:t>
+        <w:t>Enemy);</w:t>
       </w:r>
     </w:p>
     <w:p>

--- a/Assets/Описание иерархии и основных элементов классов.docx
+++ b/Assets/Описание иерархии и основных элементов классов.docx
@@ -18,6 +18,126 @@
           <w:sz w:val="28"/>
           <w:szCs w:val="28"/>
         </w:rPr>
+        <w:t xml:space="preserve">Цель: Разработка </w:t>
+      </w:r>
+      <w:r>
+        <w:rPr>
+          <w:rFonts w:ascii="Times New Roman" w:hAnsi="Times New Roman" w:cs="Times New Roman"/>
+          <w:sz w:val="28"/>
+          <w:szCs w:val="28"/>
+        </w:rPr>
+        <w:t xml:space="preserve">аналога </w:t>
+      </w:r>
+      <w:r>
+        <w:rPr>
+          <w:rFonts w:ascii="Times New Roman" w:hAnsi="Times New Roman" w:cs="Times New Roman"/>
+          <w:sz w:val="28"/>
+          <w:szCs w:val="28"/>
+        </w:rPr>
+        <w:t xml:space="preserve">игры </w:t>
+      </w:r>
+      <w:r>
+        <w:rPr>
+          <w:rFonts w:ascii="Times New Roman" w:hAnsi="Times New Roman" w:cs="Times New Roman"/>
+          <w:sz w:val="28"/>
+          <w:szCs w:val="28"/>
+          <w:lang w:val="en-US"/>
+        </w:rPr>
+        <w:t>Asteroids</w:t>
+      </w:r>
+      <w:r>
+        <w:rPr>
+          <w:rFonts w:ascii="Times New Roman" w:hAnsi="Times New Roman" w:cs="Times New Roman"/>
+          <w:sz w:val="28"/>
+          <w:szCs w:val="28"/>
+        </w:rPr>
+        <w:t xml:space="preserve"> – </w:t>
+      </w:r>
+      <w:r>
+        <w:rPr>
+          <w:rFonts w:ascii="Times New Roman" w:hAnsi="Times New Roman" w:cs="Times New Roman"/>
+          <w:sz w:val="28"/>
+          <w:szCs w:val="28"/>
+          <w:lang w:val="en-US"/>
+        </w:rPr>
+        <w:t>Arcade</w:t>
+      </w:r>
+      <w:r>
+        <w:rPr>
+          <w:rFonts w:ascii="Times New Roman" w:hAnsi="Times New Roman" w:cs="Times New Roman"/>
+          <w:sz w:val="28"/>
+          <w:szCs w:val="28"/>
+        </w:rPr>
+        <w:t>.</w:t>
+      </w:r>
+    </w:p>
+    <w:p>
+      <w:pPr>
+        <w:spacing w:line="360" w:lineRule="auto"/>
+        <w:jc w:val="both"/>
+        <w:rPr>
+          <w:rFonts w:ascii="Times New Roman" w:hAnsi="Times New Roman" w:cs="Times New Roman"/>
+          <w:sz w:val="28"/>
+          <w:szCs w:val="28"/>
+        </w:rPr>
+      </w:pPr>
+      <w:r>
+        <w:rPr>
+          <w:rFonts w:ascii="Times New Roman" w:hAnsi="Times New Roman" w:cs="Times New Roman"/>
+          <w:sz w:val="28"/>
+          <w:szCs w:val="28"/>
+        </w:rPr>
+        <w:t>Описание: на экране присутствует космический корабль. Пользователь может управлять этим кораблем (</w:t>
+      </w:r>
+      <w:r>
+        <w:rPr>
+          <w:rFonts w:ascii="Times New Roman" w:hAnsi="Times New Roman" w:cs="Times New Roman"/>
+          <w:sz w:val="28"/>
+          <w:szCs w:val="28"/>
+        </w:rPr>
+        <w:t>корабль «следит» за курсором, клик ЛКМ – выстрел, клик ПКМ – движение к курсору</w:t>
+      </w:r>
+      <w:r>
+        <w:rPr>
+          <w:rFonts w:ascii="Times New Roman" w:hAnsi="Times New Roman" w:cs="Times New Roman"/>
+          <w:sz w:val="28"/>
+          <w:szCs w:val="28"/>
+        </w:rPr>
+        <w:t xml:space="preserve">). С краев экрана периодически появляются астероиды и НЛО. Цель космического корабля избежать столкновения с </w:t>
+      </w:r>
+      <w:r>
+        <w:rPr>
+          <w:rFonts w:ascii="Times New Roman" w:hAnsi="Times New Roman" w:cs="Times New Roman"/>
+          <w:sz w:val="28"/>
+          <w:szCs w:val="28"/>
+        </w:rPr>
+        <w:t>астероидами и НЛО</w:t>
+      </w:r>
+      <w:r>
+        <w:rPr>
+          <w:rFonts w:ascii="Times New Roman" w:hAnsi="Times New Roman" w:cs="Times New Roman"/>
+          <w:sz w:val="28"/>
+          <w:szCs w:val="28"/>
+        </w:rPr>
+        <w:t>.</w:t>
+      </w:r>
+    </w:p>
+    <w:p>
+      <w:pPr>
+        <w:spacing w:line="360" w:lineRule="auto"/>
+        <w:jc w:val="both"/>
+        <w:rPr>
+          <w:rFonts w:ascii="Times New Roman" w:hAnsi="Times New Roman" w:cs="Times New Roman"/>
+          <w:sz w:val="28"/>
+          <w:szCs w:val="28"/>
+        </w:rPr>
+      </w:pPr>
+      <w:r>
+        <w:rPr>
+          <w:rFonts w:ascii="Times New Roman" w:hAnsi="Times New Roman" w:cs="Times New Roman"/>
+          <w:sz w:val="28"/>
+          <w:szCs w:val="28"/>
+        </w:rPr>
         <w:t>Начнем с выделения основных объектов и описания их поведения.</w:t>
       </w:r>
     </w:p>
@@ -157,6 +277,7 @@
           <w:sz w:val="28"/>
           <w:szCs w:val="28"/>
         </w:rPr>
+        <w:lastRenderedPageBreak/>
         <w:drawing>
           <wp:inline distT="0" distB="0" distL="0" distR="0" wp14:anchorId="02078E56" wp14:editId="3F2EC965">
             <wp:extent cx="5934075" cy="4086225"/>
@@ -257,7 +378,6 @@
           <w:szCs w:val="28"/>
           <w:lang w:val="en-US"/>
         </w:rPr>
-        <w:lastRenderedPageBreak/>
         <w:t>DieEnemy</w:t>
       </w:r>
       <w:r>
@@ -745,6 +865,7 @@
           <w:szCs w:val="28"/>
           <w:lang w:eastAsia="ru-RU"/>
         </w:rPr>
+        <w:lastRenderedPageBreak/>
         <w:t xml:space="preserve">Функция </w:t>
       </w:r>
       <w:r>
@@ -1169,7 +1290,6 @@
           <w:szCs w:val="28"/>
           <w:lang w:eastAsia="ru-RU"/>
         </w:rPr>
-        <w:lastRenderedPageBreak/>
         <w:t>Космический корабль</w:t>
       </w:r>
     </w:p>
@@ -1182,7 +1302,7 @@
           <w:sz w:val="28"/>
           <w:szCs w:val="28"/>
           <w:u w:val="single"/>
-          <w:lang w:val="en-US" w:eastAsia="ru-RU"/>
+          <w:lang w:eastAsia="ru-RU"/>
         </w:rPr>
       </w:pPr>
       <w:r>
@@ -1701,7 +1821,7 @@
           <w:rFonts w:ascii="Times New Roman" w:eastAsia="Times New Roman" w:hAnsi="Times New Roman" w:cs="Times New Roman"/>
           <w:sz w:val="28"/>
           <w:szCs w:val="28"/>
-          <w:lang w:val="en-US" w:eastAsia="ru-RU"/>
+          <w:lang w:eastAsia="ru-RU"/>
         </w:rPr>
       </w:pPr>
       <w:r>
@@ -1736,7 +1856,7 @@
           <w:rFonts w:ascii="Times New Roman" w:eastAsia="Times New Roman" w:hAnsi="Times New Roman" w:cs="Times New Roman"/>
           <w:sz w:val="28"/>
           <w:szCs w:val="28"/>
-          <w:lang w:val="en-US" w:eastAsia="ru-RU"/>
+          <w:lang w:eastAsia="ru-RU"/>
         </w:rPr>
         <w:t>(</w:t>
       </w:r>
@@ -1756,7 +1876,16 @@
           <w:szCs w:val="28"/>
           <w:lang w:val="en-US" w:eastAsia="ru-RU"/>
         </w:rPr>
-        <w:t>Enemy);</w:t>
+        <w:t>Enemy</w:t>
+      </w:r>
+      <w:r>
+        <w:rPr>
+          <w:rFonts w:ascii="Times New Roman" w:eastAsia="Times New Roman" w:hAnsi="Times New Roman" w:cs="Times New Roman"/>
+          <w:sz w:val="28"/>
+          <w:szCs w:val="28"/>
+          <w:lang w:eastAsia="ru-RU"/>
+        </w:rPr>
+        <w:t>);</w:t>
       </w:r>
     </w:p>
     <w:p>
